--- a/Etická komise/Informovany souhlas HRA0279.docx
+++ b/Etická komise/Informovany souhlas HRA0279.docx
@@ -2842,288 +2842,11 @@
       <w:pPr>
         <w:spacing w:after="160" w:line="259" w:lineRule="auto"/>
       </w:pPr>
-      <w:r>
-        <w:br w:type="page"/>
-      </w:r>
     </w:p>
-    <w:p>
-      <w:pPr>
-        <w:spacing w:after="120"/>
-        <w:jc w:val="both"/>
-        <w:outlineLvl w:val="0"/>
-        <w:rPr>
-          <w:rFonts w:ascii="Calibri" w:hAnsi="Calibri" w:cs="Calibri"/>
-          <w:i/>
-          <w:iCs/>
-          <w:sz w:val="22"/>
-          <w:szCs w:val="22"/>
-        </w:rPr>
-      </w:pPr>
-      <w:r>
-        <w:rPr>
-          <w:rFonts w:ascii="Calibri" w:hAnsi="Calibri" w:cs="Calibri"/>
-          <w:i/>
-          <w:iCs/>
-          <w:sz w:val="22"/>
-          <w:szCs w:val="22"/>
-        </w:rPr>
-        <w:lastRenderedPageBreak/>
-        <w:t>Cílem formuláře informovaného souhlasu je seznámit účastníka s tím, o jaký výzkum se jedná a co by pro něj účast v projektu znamenala, a zároveň získat výslovný souhlas s účastí ve výzkumu a souhlas se zpracováním osobních údajů.</w:t>
-      </w:r>
-    </w:p>
-    <w:p>
-      <w:pPr>
-        <w:spacing w:after="120"/>
-        <w:jc w:val="both"/>
-        <w:outlineLvl w:val="0"/>
-        <w:rPr>
-          <w:rFonts w:ascii="Calibri" w:hAnsi="Calibri" w:cs="Calibri"/>
-          <w:i/>
-          <w:iCs/>
-          <w:sz w:val="22"/>
-          <w:szCs w:val="22"/>
-        </w:rPr>
-      </w:pPr>
-      <w:r>
-        <w:rPr>
-          <w:rFonts w:ascii="Calibri" w:hAnsi="Calibri" w:cs="Calibri"/>
-          <w:i/>
-          <w:iCs/>
-          <w:sz w:val="22"/>
-          <w:szCs w:val="22"/>
-        </w:rPr>
-        <w:t>Je-li výzkum prováděn samostatně studentem, např. pro účely závěrečné práce, nejedná se o výzkum VŠB-TUO. Student je podle GDPR správcem získaných osobních údajů, a pak také odpovídá subjektům údajů (účastníkům výzkumu) za řádné nakládání s jejich daty.</w:t>
-      </w:r>
-    </w:p>
-    <w:p>
-      <w:pPr>
-        <w:spacing w:after="120"/>
-        <w:jc w:val="both"/>
-        <w:outlineLvl w:val="0"/>
-        <w:rPr>
-          <w:rFonts w:ascii="Calibri" w:hAnsi="Calibri" w:cs="Calibri"/>
-          <w:i/>
-          <w:iCs/>
-          <w:sz w:val="22"/>
-          <w:szCs w:val="22"/>
-        </w:rPr>
-      </w:pPr>
-      <w:r>
-        <w:rPr>
-          <w:rFonts w:ascii="Calibri" w:hAnsi="Calibri" w:cs="Calibri"/>
-          <w:i/>
-          <w:iCs/>
-          <w:sz w:val="22"/>
-          <w:szCs w:val="22"/>
-        </w:rPr>
-        <w:t>Text informovaného souhlasu musí být adresován přímo účastníkovi, tj. musí být psaný ve 2. osobě („zúčastníte se, podstoupíte, můžete</w:t>
-      </w:r>
-      <w:r>
-        <w:rPr>
-          <w:rFonts w:ascii="Calibri" w:hAnsi="Calibri" w:cs="Calibri"/>
-          <w:i/>
-          <w:iCs/>
-          <w:sz w:val="22"/>
-          <w:szCs w:val="22"/>
-        </w:rPr>
-        <w:t xml:space="preserve"> </w:t>
-      </w:r>
-      <w:r>
-        <w:rPr>
-          <w:rFonts w:ascii="Calibri" w:hAnsi="Calibri" w:cs="Calibri"/>
-          <w:i/>
-          <w:iCs/>
-          <w:sz w:val="22"/>
-          <w:szCs w:val="22"/>
-        </w:rPr>
-        <w:t xml:space="preserve">…“, nikoliv „osoba se zúčastní, proband podstoupí, účastník může“). </w:t>
-      </w:r>
-    </w:p>
-    <w:p>
-      <w:pPr>
-        <w:spacing w:after="120"/>
-        <w:jc w:val="both"/>
-        <w:outlineLvl w:val="0"/>
-        <w:rPr>
-          <w:rFonts w:ascii="Calibri" w:hAnsi="Calibri" w:cs="Calibri"/>
-          <w:i/>
-          <w:iCs/>
-          <w:sz w:val="22"/>
-          <w:szCs w:val="22"/>
-        </w:rPr>
-      </w:pPr>
-      <w:r>
-        <w:rPr>
-          <w:rFonts w:ascii="Calibri" w:hAnsi="Calibri" w:cs="Calibri"/>
-          <w:i/>
-          <w:iCs/>
-          <w:sz w:val="22"/>
-          <w:szCs w:val="22"/>
-        </w:rPr>
-        <w:t>Používejte jazyk srozumitelný pro laika a vyhýbejte se odborným výrazům nebo je jednoduše vysvětlete (vyhněte se např. výrazům: administrovat dotazník, …).</w:t>
-      </w:r>
-    </w:p>
-    <w:p>
-      <w:pPr>
-        <w:spacing w:after="120"/>
-        <w:jc w:val="both"/>
-        <w:outlineLvl w:val="0"/>
-        <w:rPr>
-          <w:rFonts w:ascii="Calibri" w:hAnsi="Calibri" w:cs="Calibri"/>
-          <w:i/>
-          <w:iCs/>
-          <w:sz w:val="22"/>
-          <w:szCs w:val="22"/>
-        </w:rPr>
-      </w:pPr>
-      <w:r>
-        <w:rPr>
-          <w:rFonts w:ascii="Calibri" w:hAnsi="Calibri" w:cs="Calibri"/>
-          <w:i/>
-          <w:iCs/>
-          <w:sz w:val="22"/>
-          <w:szCs w:val="22"/>
-        </w:rPr>
-        <w:t xml:space="preserve">Zohledněte věk, vzdělání, příp. sociální situaci potenciálních účastníků. </w:t>
-      </w:r>
-    </w:p>
-    <w:p>
-      <w:pPr>
-        <w:spacing w:after="120"/>
-        <w:jc w:val="both"/>
-        <w:outlineLvl w:val="0"/>
-        <w:rPr>
-          <w:rFonts w:ascii="Calibri" w:hAnsi="Calibri" w:cs="Calibri"/>
-          <w:i/>
-          <w:iCs/>
-          <w:sz w:val="22"/>
-          <w:szCs w:val="22"/>
-        </w:rPr>
-      </w:pPr>
-      <w:r>
-        <w:rPr>
-          <w:rFonts w:ascii="Calibri" w:hAnsi="Calibri" w:cs="Calibri"/>
-          <w:i/>
-          <w:iCs/>
-          <w:sz w:val="22"/>
-          <w:szCs w:val="22"/>
-        </w:rPr>
-        <w:t xml:space="preserve">Pokud je to možné, přizpůsobte formátování textu tak, aby část „Prohlášení účastníka“ byla celá na jedné </w:t>
-      </w:r>
-      <w:r>
-        <w:rPr>
-          <w:rFonts w:ascii="Calibri" w:hAnsi="Calibri" w:cs="Calibri"/>
-          <w:i/>
-          <w:iCs/>
-          <w:sz w:val="22"/>
-          <w:szCs w:val="22"/>
-        </w:rPr>
-        <w:t xml:space="preserve">stránce. Dokument informovaného souhlasu musí obsahovat čísla stránek. </w:t>
-      </w:r>
-    </w:p>
-    <w:p>
-      <w:pPr>
-        <w:spacing w:after="120"/>
-        <w:jc w:val="both"/>
-        <w:outlineLvl w:val="0"/>
-        <w:rPr>
-          <w:rFonts w:ascii="Calibri" w:hAnsi="Calibri" w:cs="Calibri"/>
-          <w:b/>
-          <w:bCs/>
-          <w:i/>
-          <w:iCs/>
-          <w:sz w:val="22"/>
-          <w:szCs w:val="22"/>
-        </w:rPr>
-      </w:pPr>
-      <w:r>
-        <w:rPr>
-          <w:rFonts w:ascii="Calibri" w:hAnsi="Calibri" w:cs="Calibri"/>
-          <w:b/>
-          <w:bCs/>
-          <w:i/>
-          <w:iCs/>
-          <w:sz w:val="22"/>
-          <w:szCs w:val="22"/>
-        </w:rPr>
-        <w:t>Text psaný kurzivou nahraďte svým vlastním textem, popřípadě vymažte. Jde pouze o doporučení etické komise. Rovněž odstraňte nerelevantní kolonky (např. v případě projektu „Kvalifikační práce“, „Jméno vedoucího kvalifikační práce“ atd., a naopak v případě kvalifikační práce např. „Zdroj financování“ atd.).</w:t>
-      </w:r>
-    </w:p>
-    <w:p>
-      <w:pPr>
-        <w:spacing w:after="120"/>
-        <w:jc w:val="both"/>
-        <w:outlineLvl w:val="0"/>
-        <w:rPr>
-          <w:rFonts w:ascii="Calibri" w:hAnsi="Calibri" w:cs="Calibri"/>
-          <w:i/>
-          <w:iCs/>
-          <w:sz w:val="22"/>
-          <w:szCs w:val="22"/>
-        </w:rPr>
-      </w:pPr>
-      <w:r>
-        <w:rPr>
-          <w:rFonts w:ascii="Calibri" w:hAnsi="Calibri" w:cs="Calibri"/>
-          <w:i/>
-          <w:iCs/>
-          <w:sz w:val="22"/>
-          <w:szCs w:val="22"/>
-        </w:rPr>
-        <w:t>Jeden výtisk tohoto souhlasu obdrží účastník a jeden si ponechá výzkumný tým.</w:t>
-      </w:r>
-    </w:p>
-    <w:p>
-      <w:pPr>
-        <w:spacing w:after="120"/>
-        <w:jc w:val="both"/>
-        <w:outlineLvl w:val="0"/>
-        <w:rPr>
-          <w:rFonts w:ascii="Calibri" w:hAnsi="Calibri" w:cs="Calibri"/>
-          <w:i/>
-          <w:iCs/>
-          <w:sz w:val="22"/>
-          <w:szCs w:val="22"/>
-        </w:rPr>
-      </w:pPr>
-      <w:r>
-        <w:rPr>
-          <w:rFonts w:ascii="Calibri" w:hAnsi="Calibri" w:cs="Calibri"/>
-          <w:i/>
-          <w:iCs/>
-          <w:sz w:val="22"/>
-          <w:szCs w:val="22"/>
-        </w:rPr>
-        <w:t xml:space="preserve">Vážení výzkumníci, Vaše připomínky, nejasnosti či náměty k tomuto vzoru souhlasu, případně k nakládání s osobními údaji ve výzkumném projektu, směřujte prosím na </w:t>
-      </w:r>
-      <w:hyperlink r:id="rId8" w:history="1">
-        <w:r>
-          <w:rPr>
-            <w:rStyle w:val="Hypertextovodkaz"/>
-            <w:i/>
-            <w:iCs/>
-            <w:sz w:val="22"/>
-            <w:szCs w:val="22"/>
-          </w:rPr>
-          <w:t>eticka.komise.fei@vsb.cz</w:t>
-        </w:r>
-      </w:hyperlink>
-      <w:r>
-        <w:rPr>
-          <w:rFonts w:ascii="Calibri" w:hAnsi="Calibri" w:cs="Calibri"/>
-          <w:i/>
-          <w:iCs/>
-          <w:sz w:val="22"/>
-          <w:szCs w:val="22"/>
-        </w:rPr>
-        <w:t>.</w:t>
-      </w:r>
-    </w:p>
-    <w:p/>
     <w:sectPr>
-      <w:footerReference w:type="default" r:id="rId9"/>
-      <w:headerReference w:type="first" r:id="rId10"/>
-      <w:footerReference w:type="first" r:id="rId11"/>
+      <w:footerReference w:type="default" r:id="rId8"/>
+      <w:headerReference w:type="first" r:id="rId9"/>
+      <w:footerReference w:type="first" r:id="rId10"/>
       <w:pgSz w:w="11906" w:h="16838"/>
       <w:pgMar w:top="1134" w:right="1134" w:bottom="1134" w:left="1134" w:header="709" w:footer="709" w:gutter="0"/>
       <w:cols w:space="708"/>

--- a/Etická komise/Informovany souhlas HRA0279.docx
+++ b/Etická komise/Informovany souhlas HRA0279.docx
@@ -639,6 +639,14 @@
                 <w:szCs w:val="20"/>
               </w:rPr>
             </w:pPr>
+            <w:r>
+              <w:rPr>
+                <w:rFonts w:ascii="Calibri" w:hAnsi="Calibri" w:cs="Calibri"/>
+                <w:sz w:val="20"/>
+                <w:szCs w:val="20"/>
+              </w:rPr>
+              <w:t>Nejsou</w:t>
+            </w:r>
           </w:p>
         </w:tc>
       </w:tr>
@@ -735,6 +743,14 @@
                 <w:szCs w:val="20"/>
               </w:rPr>
             </w:pPr>
+            <w:r>
+              <w:rPr>
+                <w:rFonts w:ascii="Calibri" w:hAnsi="Calibri" w:cs="Calibri"/>
+                <w:sz w:val="20"/>
+                <w:szCs w:val="20"/>
+              </w:rPr>
+              <w:t>Bez externího financování</w:t>
+            </w:r>
           </w:p>
         </w:tc>
       </w:tr>
@@ -1003,7 +1019,6 @@
           </w:p>
           <w:p>
             <w:pPr>
-              <w:contextualSpacing/>
               <w:jc w:val="both"/>
               <w:rPr>
                 <w:rFonts w:ascii="Calibri" w:hAnsi="Calibri" w:cs="Calibri"/>
@@ -1021,20 +1036,18 @@
                 <w:sz w:val="20"/>
                 <w:szCs w:val="20"/>
               </w:rPr>
-              <w:t>Účast na výzkumu je zcela dobrovolná a máte právo kdykoliv odstoupit bez udání důvodu, a to až do ukončení měření. Již získaná data mohou být použita pro účely zachování kontinuity výsledků.</w:t>
-            </w:r>
-          </w:p>
-          <w:p>
-            <w:pPr>
-              <w:jc w:val="both"/>
-              <w:rPr>
-                <w:rFonts w:ascii="Calibri" w:hAnsi="Calibri" w:cs="Calibri"/>
-                <w:i/>
-                <w:iCs/>
-                <w:sz w:val="20"/>
-                <w:szCs w:val="20"/>
-              </w:rPr>
-            </w:pPr>
+              <w:t xml:space="preserve">Účast na výzkumu je zcela dobrovolná a máte právo kdykoliv odstoupit bez udání důvodu, a to až do ukončení měření. </w:t>
+            </w:r>
+            <w:r>
+              <w:rPr>
+                <w:rFonts w:ascii="Calibri" w:hAnsi="Calibri" w:cs="Calibri"/>
+                <w:i/>
+                <w:iCs/>
+                <w:sz w:val="20"/>
+                <w:szCs w:val="20"/>
+              </w:rPr>
+              <w:t>Po ukončení měření nejsou naměřená data dále uchovávána.</w:t>
+            </w:r>
           </w:p>
         </w:tc>
       </w:tr>
@@ -2415,31 +2428,29 @@
               </w:rPr>
               <w:t xml:space="preserve">Výše uvedená svolení a souhlasy poskytuji dobrovolně na dobu neurčitou až do </w:t>
             </w:r>
-            <w:proofErr w:type="gramStart"/>
-            <w:r>
-              <w:rPr>
-                <w:rFonts w:ascii="Calibri" w:hAnsi="Calibri" w:cs="Calibri"/>
-                <w:sz w:val="20"/>
-                <w:szCs w:val="20"/>
-              </w:rPr>
-              <w:t xml:space="preserve">případného </w:t>
-            </w:r>
-            <w:r>
-              <w:rPr>
-                <w:rFonts w:ascii="Calibri" w:hAnsi="Calibri" w:cs="Calibri"/>
-                <w:sz w:val="20"/>
-                <w:szCs w:val="20"/>
-              </w:rPr>
-              <w:t>.</w:t>
-            </w:r>
-            <w:proofErr w:type="gramEnd"/>
-            <w:r>
-              <w:rPr>
-                <w:rFonts w:ascii="Calibri" w:hAnsi="Calibri" w:cs="Calibri"/>
-                <w:sz w:val="20"/>
-                <w:szCs w:val="20"/>
-              </w:rPr>
-              <w:t xml:space="preserve"> </w:t>
+            <w:r>
+              <w:rPr>
+                <w:rFonts w:ascii="Calibri" w:hAnsi="Calibri" w:cs="Calibri"/>
+                <w:sz w:val="20"/>
+                <w:szCs w:val="20"/>
+              </w:rPr>
+              <w:t>případného</w:t>
+            </w:r>
+            <w:r>
+              <w:rPr>
+                <w:rFonts w:ascii="Calibri" w:hAnsi="Calibri" w:cs="Calibri"/>
+                <w:sz w:val="20"/>
+                <w:szCs w:val="20"/>
+              </w:rPr>
+              <w:t xml:space="preserve"> odvolání</w:t>
+            </w:r>
+            <w:r>
+              <w:rPr>
+                <w:rFonts w:ascii="Calibri" w:hAnsi="Calibri" w:cs="Calibri"/>
+                <w:sz w:val="20"/>
+                <w:szCs w:val="20"/>
+              </w:rPr>
+              <w:t xml:space="preserve">. </w:t>
             </w:r>
           </w:p>
           <w:p>
@@ -4016,7 +4027,6 @@
   <w:style w:type="character" w:default="1" w:styleId="Standardnpsmoodstavce">
     <w:name w:val="Default Paragraph Font"/>
     <w:uiPriority w:val="1"/>
-    <w:semiHidden/>
     <w:unhideWhenUsed/>
   </w:style>
   <w:style w:type="table" w:default="1" w:styleId="Normlntabulka">
